--- a/Updated_Work_Links_1.docx
+++ b/Updated_Work_Links_1.docx
@@ -5,10 +5,10 @@
     <w:p>
       <w:pPr>
         <w:rPr>
-          <w:rFonts w:hint="default" w:ascii="Roboto Medium" w:hAnsi="Roboto Medium"/>
-          <w:b w:val="0"/>
-          <w:bCs w:val="0"/>
-          <w:color w:val="222222"/>
+          <w:rStyle w:val="9"/>
+          <w:rFonts w:hint="default" w:ascii="Roboto Medium" w:hAnsi="Roboto Medium"/>
+          <w:b w:val="0"/>
+          <w:bCs w:val="0"/>
           <w:sz w:val="21"/>
           <w:szCs w:val="21"/>
           <w:shd w:val="clear" w:color="auto" w:fill="FFFFFF"/>
@@ -23,39 +23,63 @@
           <w:szCs w:val="21"/>
           <w:shd w:val="clear" w:color="auto" w:fill="FFFFFF"/>
         </w:rPr>
-        <w:t xml:space="preserve">My name is Amit Unagar and I have </w:t>
-      </w:r>
-      <w:r>
-        <w:rPr>
-          <w:rFonts w:hint="default" w:ascii="Roboto Medium" w:hAnsi="Roboto Medium" w:cs="Roboto Medium"/>
-          <w:color w:val="222222"/>
-          <w:sz w:val="21"/>
-          <w:szCs w:val="21"/>
-          <w:shd w:val="clear" w:color="auto" w:fill="FFFFFF"/>
-          <w:lang w:val="en-US"/>
-        </w:rPr>
-        <w:t>9.6</w:t>
-      </w:r>
-      <w:r>
-        <w:rPr>
-          <w:rFonts w:hint="default" w:ascii="Roboto Medium" w:hAnsi="Roboto Medium" w:cs="Roboto Medium"/>
-          <w:color w:val="222222"/>
-          <w:sz w:val="21"/>
-          <w:szCs w:val="21"/>
-          <w:shd w:val="clear" w:color="auto" w:fill="FFFFFF"/>
-        </w:rPr>
-        <w:t xml:space="preserve"> experience in UI/UX Designer and </w:t>
-      </w:r>
-      <w:r>
-        <w:rPr>
-          <w:rFonts w:hint="default" w:ascii="Roboto Medium" w:hAnsi="Roboto Medium" w:cs="Roboto Medium"/>
-          <w:color w:val="222222"/>
-          <w:sz w:val="21"/>
-          <w:szCs w:val="21"/>
-          <w:shd w:val="clear" w:color="auto" w:fill="FFFFFF"/>
-          <w:lang w:val="en-US"/>
-        </w:rPr>
-        <w:t>HTML Developer Expert</w:t>
+        <w:t xml:space="preserve">My name is Amit and I have </w:t>
+      </w:r>
+      <w:r>
+        <w:rPr>
+          <w:rFonts w:hint="default" w:ascii="Roboto Medium" w:hAnsi="Roboto Medium" w:cs="Roboto Medium"/>
+          <w:color w:val="222222"/>
+          <w:sz w:val="21"/>
+          <w:szCs w:val="21"/>
+          <w:shd w:val="clear" w:color="auto" w:fill="FFFFFF"/>
+          <w:lang w:val="en-US"/>
+        </w:rPr>
+        <w:t>11+</w:t>
+      </w:r>
+      <w:r>
+        <w:rPr>
+          <w:rFonts w:hint="default" w:ascii="Roboto Medium" w:hAnsi="Roboto Medium" w:cs="Roboto Medium"/>
+          <w:color w:val="222222"/>
+          <w:sz w:val="21"/>
+          <w:szCs w:val="21"/>
+          <w:shd w:val="clear" w:color="auto" w:fill="FFFFFF"/>
+        </w:rPr>
+        <w:t xml:space="preserve"> experience in UI/UX Designer</w:t>
+      </w:r>
+      <w:r>
+        <w:rPr>
+          <w:rFonts w:hint="default" w:ascii="Roboto Medium" w:hAnsi="Roboto Medium" w:cs="Roboto Medium"/>
+          <w:color w:val="222222"/>
+          <w:sz w:val="21"/>
+          <w:szCs w:val="21"/>
+          <w:shd w:val="clear" w:color="auto" w:fill="FFFFFF"/>
+          <w:lang w:val="en-US"/>
+        </w:rPr>
+        <w:t xml:space="preserve">, Product Designer, AI-Driven UX Designer </w:t>
+      </w:r>
+      <w:bookmarkStart w:id="0" w:name="_GoBack"/>
+      <w:r>
+        <w:rPr>
+          <w:rFonts w:hint="default" w:ascii="Roboto Medium" w:hAnsi="Roboto Medium" w:cs="Roboto Medium"/>
+          <w:color w:val="222222"/>
+          <w:sz w:val="21"/>
+          <w:szCs w:val="21"/>
+          <w:shd w:val="clear" w:color="auto" w:fill="FFFFFF"/>
+          <w:lang w:val="en-US"/>
+        </w:rPr>
+        <w:t xml:space="preserve">and </w:t>
+      </w:r>
+      <w:bookmarkEnd w:id="0"/>
+      <w:r>
+        <w:rPr>
+          <w:rFonts w:hint="default" w:ascii="Roboto Medium" w:hAnsi="Roboto Medium" w:cs="Roboto Medium"/>
+          <w:color w:val="222222"/>
+          <w:sz w:val="21"/>
+          <w:szCs w:val="21"/>
+          <w:shd w:val="clear" w:color="auto" w:fill="FFFFFF"/>
+          <w:lang w:val="en-US"/>
+        </w:rPr>
+        <w:t>Prompt Engineering Expert</w:t>
       </w:r>
       <w:r>
         <w:rPr>
@@ -206,117 +230,6 @@
           <w:shd w:val="clear" w:color="auto" w:fill="FFFFFF"/>
         </w:rPr>
         <w:fldChar w:fldCharType="end"/>
-      </w:r>
-      <w:r>
-        <w:rPr>
-          <w:rFonts w:hint="default" w:ascii="Roboto Medium" w:hAnsi="Roboto Medium" w:cs="Roboto Medium"/>
-          <w:color w:val="222222"/>
-          <w:sz w:val="21"/>
-          <w:szCs w:val="21"/>
-          <w:shd w:val="clear" w:color="auto" w:fill="FFFFFF"/>
-        </w:rPr>
-        <w:br w:type="textWrapping"/>
-      </w:r>
-      <w:r>
-        <w:rPr>
-          <w:rFonts w:hint="default" w:ascii="Roboto Medium" w:hAnsi="Roboto Medium" w:cs="Roboto Medium"/>
-          <w:color w:val="auto"/>
-          <w:sz w:val="21"/>
-          <w:szCs w:val="21"/>
-          <w:shd w:val="clear" w:color="auto" w:fill="FFFFFF"/>
-          <w:lang w:val="en-US"/>
-        </w:rPr>
-        <w:t xml:space="preserve">Email: </w:t>
-      </w:r>
-      <w:r>
-        <w:rPr>
-          <w:rFonts w:hint="default" w:ascii="Roboto Medium" w:hAnsi="Roboto Medium" w:cs="Roboto Medium"/>
-          <w:color w:val="0000FF"/>
-          <w:sz w:val="21"/>
-          <w:szCs w:val="21"/>
-          <w:shd w:val="clear" w:color="auto" w:fill="FFFFFF"/>
-          <w:lang w:val="en-US"/>
-        </w:rPr>
-        <w:fldChar w:fldCharType="begin"/>
-      </w:r>
-      <w:r>
-        <w:rPr>
-          <w:rFonts w:hint="default" w:ascii="Roboto Medium" w:hAnsi="Roboto Medium" w:cs="Roboto Medium"/>
-          <w:color w:val="0000FF"/>
-          <w:sz w:val="21"/>
-          <w:szCs w:val="21"/>
-          <w:shd w:val="clear" w:color="auto" w:fill="FFFFFF"/>
-          <w:lang w:val="en-US"/>
-        </w:rPr>
-        <w:instrText xml:space="preserve"> HYPERLINK "mailto:amit230@gmail.com" </w:instrText>
-      </w:r>
-      <w:r>
-        <w:rPr>
-          <w:rFonts w:hint="default" w:ascii="Roboto Medium" w:hAnsi="Roboto Medium" w:cs="Roboto Medium"/>
-          <w:color w:val="0000FF"/>
-          <w:sz w:val="21"/>
-          <w:szCs w:val="21"/>
-          <w:shd w:val="clear" w:color="auto" w:fill="FFFFFF"/>
-          <w:lang w:val="en-US"/>
-        </w:rPr>
-        <w:fldChar w:fldCharType="separate"/>
-      </w:r>
-      <w:r>
-        <w:rPr>
-          <w:rStyle w:val="9"/>
-          <w:rFonts w:hint="default" w:ascii="Roboto Medium" w:hAnsi="Roboto Medium" w:cs="Roboto Medium"/>
-          <w:color w:val="0000FF"/>
-          <w:sz w:val="21"/>
-          <w:szCs w:val="21"/>
-          <w:shd w:val="clear" w:color="auto" w:fill="FFFFFF"/>
-          <w:lang w:val="en-US"/>
-        </w:rPr>
-        <w:t>amit230@gmail.com</w:t>
-      </w:r>
-      <w:r>
-        <w:rPr>
-          <w:rStyle w:val="9"/>
-          <w:rFonts w:hint="default" w:ascii="Roboto Medium" w:hAnsi="Roboto Medium" w:cs="Roboto Medium"/>
-          <w:color w:val="0000FF"/>
-          <w:sz w:val="21"/>
-          <w:szCs w:val="21"/>
-          <w:shd w:val="clear" w:color="auto" w:fill="FFFFFF"/>
-          <w:lang w:val="en-US"/>
-        </w:rPr>
-        <w:br w:type="textWrapping"/>
-      </w:r>
-      <w:r>
-        <w:rPr>
-          <w:rFonts w:hint="default" w:ascii="Roboto Medium" w:hAnsi="Roboto Medium" w:cs="Roboto Medium"/>
-          <w:color w:val="0000FF"/>
-          <w:sz w:val="21"/>
-          <w:szCs w:val="21"/>
-          <w:shd w:val="clear" w:color="auto" w:fill="FFFFFF"/>
-          <w:lang w:val="en-US"/>
-        </w:rPr>
-        <w:fldChar w:fldCharType="end"/>
-      </w:r>
-      <w:r>
-        <w:rPr>
-          <w:rFonts w:hint="default" w:ascii="Roboto Medium" w:hAnsi="Roboto Medium" w:cs="Roboto Medium"/>
-          <w:color w:val="auto"/>
-          <w:sz w:val="21"/>
-          <w:szCs w:val="21"/>
-          <w:shd w:val="clear" w:color="auto" w:fill="FFFFFF"/>
-          <w:lang w:val="en-US"/>
-        </w:rPr>
-        <w:t>Mobile:</w:t>
-      </w:r>
-      <w:r>
-        <w:rPr>
-          <w:rFonts w:hint="default" w:ascii="Roboto Medium" w:hAnsi="Roboto Medium" w:cs="Roboto Medium"/>
-          <w:color w:val="0000FF"/>
-          <w:sz w:val="21"/>
-          <w:szCs w:val="21"/>
-          <w:shd w:val="clear" w:color="auto" w:fill="FFFFFF"/>
-          <w:lang w:val="en-US"/>
-        </w:rPr>
-        <w:t xml:space="preserve"> +91 7016041760</w:t>
       </w:r>
       <w:r>
         <w:rPr>
@@ -374,7 +287,7 @@
           <w:rFonts w:hint="default"/>
           <w:lang w:val="en-US"/>
         </w:rPr>
-        <w:t>RIA Work (Portfolio Links)</w:t>
+        <w:t>Work (Portfolio Links)</w:t>
       </w:r>
       <w:r>
         <w:rPr>
@@ -435,7 +348,238 @@
           <w:shd w:val="clear" w:color="auto" w:fill="FFFFFF"/>
           <w:lang w:val="en-US"/>
         </w:rPr>
-        <w:t>https://www.figma.com/design/xZdDRI9XRzpKqGaIfkKro6/PrimePaletteDesign--1-?node-id=0-1&amp;p=f&amp;t=4jiiWptuDWINSinc-0</w:t>
+        <w:fldChar w:fldCharType="begin"/>
+      </w:r>
+      <w:r>
+        <w:rPr>
+          <w:rFonts w:hint="default" w:ascii="Roboto Medium" w:hAnsi="Roboto Medium"/>
+          <w:b w:val="0"/>
+          <w:bCs w:val="0"/>
+          <w:color w:val="0000FF"/>
+          <w:sz w:val="21"/>
+          <w:szCs w:val="21"/>
+          <w:u w:val="single"/>
+          <w:shd w:val="clear" w:color="auto" w:fill="FFFFFF"/>
+          <w:lang w:val="en-US"/>
+        </w:rPr>
+        <w:instrText xml:space="preserve"> HYPERLINK "https://www.figma.com/design/xZdDRI9XRzpKqGaIfkKro6/PrimePaletteDesign--1-?node-id=0-1&amp;p=f&amp;t=4jiiWptuDWINSinc-0" </w:instrText>
+      </w:r>
+      <w:r>
+        <w:rPr>
+          <w:rFonts w:hint="default" w:ascii="Roboto Medium" w:hAnsi="Roboto Medium"/>
+          <w:b w:val="0"/>
+          <w:bCs w:val="0"/>
+          <w:color w:val="0000FF"/>
+          <w:sz w:val="21"/>
+          <w:szCs w:val="21"/>
+          <w:u w:val="single"/>
+          <w:shd w:val="clear" w:color="auto" w:fill="FFFFFF"/>
+          <w:lang w:val="en-US"/>
+        </w:rPr>
+        <w:fldChar w:fldCharType="separate"/>
+      </w:r>
+      <w:r>
+        <w:rPr>
+          <w:rStyle w:val="9"/>
+          <w:rFonts w:hint="default" w:ascii="Roboto Medium" w:hAnsi="Roboto Medium"/>
+          <w:b w:val="0"/>
+          <w:bCs w:val="0"/>
+          <w:sz w:val="21"/>
+          <w:szCs w:val="21"/>
+          <w:shd w:val="clear" w:color="auto" w:fill="FFFFFF"/>
+          <w:lang w:val="en-US"/>
+        </w:rPr>
+        <w:t>https://www.figma.com/design/Yp7gQSAurFcMAlhbvuaIxz/Prime-Pallete-2.0--1-?node-id=1626-1739&amp;p=f&amp;t=8Ny5TonY5Z0lApjE-0</w:t>
+      </w:r>
+    </w:p>
+    <w:p>
+      <w:pPr>
+        <w:rPr>
+          <w:rFonts w:hint="default" w:ascii="Roboto Medium" w:hAnsi="Roboto Medium"/>
+          <w:b w:val="0"/>
+          <w:bCs w:val="0"/>
+          <w:color w:val="222222"/>
+          <w:sz w:val="21"/>
+          <w:szCs w:val="21"/>
+          <w:shd w:val="clear" w:color="auto" w:fill="FFFFFF"/>
+          <w:lang w:val="en-US"/>
+        </w:rPr>
+      </w:pPr>
+      <w:r>
+        <w:rPr>
+          <w:rFonts w:hint="default" w:ascii="Roboto Medium" w:hAnsi="Roboto Medium" w:cs="Roboto Medium"/>
+          <w:b w:val="0"/>
+          <w:bCs w:val="0"/>
+          <w:color w:val="222222"/>
+          <w:sz w:val="21"/>
+          <w:szCs w:val="21"/>
+          <w:shd w:val="clear" w:color="auto" w:fill="FFFFFF"/>
+          <w:lang w:val="en-US"/>
+        </w:rPr>
+        <w:t>Taxprayer UI</w:t>
+      </w:r>
+      <w:r>
+        <w:rPr>
+          <w:rFonts w:hint="default" w:ascii="Roboto Medium" w:hAnsi="Roboto Medium" w:cs="Roboto Medium"/>
+          <w:b w:val="0"/>
+          <w:bCs w:val="0"/>
+          <w:color w:val="222222"/>
+          <w:sz w:val="21"/>
+          <w:szCs w:val="21"/>
+          <w:shd w:val="clear" w:color="auto" w:fill="FFFFFF"/>
+          <w:lang w:val="en-US"/>
+        </w:rPr>
+        <w:br w:type="textWrapping"/>
+      </w:r>
+      <w:r>
+        <w:rPr>
+          <w:rFonts w:hint="default" w:ascii="Roboto Medium" w:hAnsi="Roboto Medium"/>
+          <w:b w:val="0"/>
+          <w:bCs w:val="0"/>
+          <w:color w:val="0000FF"/>
+          <w:sz w:val="21"/>
+          <w:szCs w:val="21"/>
+          <w:u w:val="single"/>
+          <w:shd w:val="clear" w:color="auto" w:fill="FFFFFF"/>
+          <w:lang w:val="en-US"/>
+        </w:rPr>
+        <w:t>https://www.figma.com/design/h0DKszVgeYirs3nVKmYo94/Taxpayer-UI--1-?node-id=0-1&amp;p=f&amp;t=JZUQKjpBe6Xz6nAK-0</w:t>
+      </w:r>
+      <w:r>
+        <w:rPr>
+          <w:rStyle w:val="9"/>
+          <w:rFonts w:hint="default" w:ascii="Roboto Medium" w:hAnsi="Roboto Medium"/>
+          <w:b w:val="0"/>
+          <w:bCs w:val="0"/>
+          <w:sz w:val="21"/>
+          <w:szCs w:val="21"/>
+          <w:shd w:val="clear" w:color="auto" w:fill="FFFFFF"/>
+          <w:lang w:val="en-US"/>
+        </w:rPr>
+        <w:br w:type="textWrapping"/>
+      </w:r>
+      <w:r>
+        <w:rPr>
+          <w:rFonts w:hint="default" w:ascii="Roboto Medium" w:hAnsi="Roboto Medium"/>
+          <w:b w:val="0"/>
+          <w:bCs w:val="0"/>
+          <w:color w:val="0000FF"/>
+          <w:sz w:val="21"/>
+          <w:szCs w:val="21"/>
+          <w:u w:val="single"/>
+          <w:shd w:val="clear" w:color="auto" w:fill="FFFFFF"/>
+          <w:lang w:val="en-US"/>
+        </w:rPr>
+        <w:fldChar w:fldCharType="end"/>
+      </w:r>
+      <w:r>
+        <w:rPr>
+          <w:rFonts w:hint="default" w:ascii="Roboto Medium" w:hAnsi="Roboto Medium"/>
+          <w:b w:val="0"/>
+          <w:bCs w:val="0"/>
+          <w:color w:val="0000FF"/>
+          <w:sz w:val="21"/>
+          <w:szCs w:val="21"/>
+          <w:u w:val="single"/>
+          <w:shd w:val="clear" w:color="auto" w:fill="FFFFFF"/>
+          <w:lang w:val="en-US"/>
+        </w:rPr>
+        <w:br w:type="textWrapping"/>
+      </w:r>
+      <w:r>
+        <w:rPr>
+          <w:rFonts w:hint="default" w:ascii="Roboto Medium" w:hAnsi="Roboto Medium" w:cs="Roboto Medium"/>
+          <w:b w:val="0"/>
+          <w:bCs w:val="0"/>
+          <w:color w:val="222222"/>
+          <w:sz w:val="21"/>
+          <w:szCs w:val="21"/>
+          <w:shd w:val="clear" w:color="auto" w:fill="FFFFFF"/>
+          <w:lang w:val="en-US"/>
+        </w:rPr>
+        <w:t>Sun Life Insurance</w:t>
+      </w:r>
+      <w:r>
+        <w:rPr>
+          <w:rFonts w:hint="default" w:ascii="Roboto Medium" w:hAnsi="Roboto Medium" w:cs="Roboto Medium"/>
+          <w:b w:val="0"/>
+          <w:bCs w:val="0"/>
+          <w:color w:val="222222"/>
+          <w:sz w:val="21"/>
+          <w:szCs w:val="21"/>
+          <w:shd w:val="clear" w:color="auto" w:fill="FFFFFF"/>
+          <w:lang w:val="en-US"/>
+        </w:rPr>
+        <w:br w:type="textWrapping"/>
+      </w:r>
+      <w:r>
+        <w:rPr>
+          <w:rFonts w:hint="default" w:ascii="Roboto Medium" w:hAnsi="Roboto Medium"/>
+          <w:b w:val="0"/>
+          <w:bCs w:val="0"/>
+          <w:color w:val="0000FF"/>
+          <w:sz w:val="21"/>
+          <w:szCs w:val="21"/>
+          <w:u w:val="single"/>
+          <w:shd w:val="clear" w:color="auto" w:fill="FFFFFF"/>
+          <w:lang w:val="en-US"/>
+        </w:rPr>
+        <w:fldChar w:fldCharType="begin"/>
+      </w:r>
+      <w:r>
+        <w:rPr>
+          <w:rFonts w:hint="default" w:ascii="Roboto Medium" w:hAnsi="Roboto Medium"/>
+          <w:b w:val="0"/>
+          <w:bCs w:val="0"/>
+          <w:color w:val="0000FF"/>
+          <w:sz w:val="21"/>
+          <w:szCs w:val="21"/>
+          <w:u w:val="single"/>
+          <w:shd w:val="clear" w:color="auto" w:fill="FFFFFF"/>
+          <w:lang w:val="en-US"/>
+        </w:rPr>
+        <w:instrText xml:space="preserve"> HYPERLINK "https://www.figma.com/design/xZdDRI9XRzpKqGaIfkKro6/PrimePaletteDesign--1-?node-id=0-1&amp;p=f&amp;t=4jiiWptuDWINSinc-0" </w:instrText>
+      </w:r>
+      <w:r>
+        <w:rPr>
+          <w:rFonts w:hint="default" w:ascii="Roboto Medium" w:hAnsi="Roboto Medium"/>
+          <w:b w:val="0"/>
+          <w:bCs w:val="0"/>
+          <w:color w:val="0000FF"/>
+          <w:sz w:val="21"/>
+          <w:szCs w:val="21"/>
+          <w:u w:val="single"/>
+          <w:shd w:val="clear" w:color="auto" w:fill="FFFFFF"/>
+          <w:lang w:val="en-US"/>
+        </w:rPr>
+        <w:fldChar w:fldCharType="separate"/>
+      </w:r>
+      <w:r>
+        <w:rPr>
+          <w:rStyle w:val="9"/>
+          <w:rFonts w:hint="default" w:ascii="Roboto Medium" w:hAnsi="Roboto Medium"/>
+          <w:b w:val="0"/>
+          <w:bCs w:val="0"/>
+          <w:sz w:val="21"/>
+          <w:szCs w:val="21"/>
+          <w:shd w:val="clear" w:color="auto" w:fill="FFFFFF"/>
+          <w:lang w:val="en-US"/>
+        </w:rPr>
+        <w:t>https://www.figma.com/proto/Z2GTum1eq7s4nIEeCuqn3F/OHI-Portal?node-id=3020-4927&amp;t=SRPiIEQtriSX0L2u-0&amp;scaling=scale-down&amp;content-scaling=fixed&amp;page-id=2797%3A16&amp;starting-point-node-id=3020%3A4927</w:t>
+      </w:r>
+      <w:r>
+        <w:rPr>
+          <w:rFonts w:hint="default" w:ascii="Roboto Medium" w:hAnsi="Roboto Medium"/>
+          <w:b w:val="0"/>
+          <w:bCs w:val="0"/>
+          <w:color w:val="0000FF"/>
+          <w:sz w:val="21"/>
+          <w:szCs w:val="21"/>
+          <w:u w:val="single"/>
+          <w:shd w:val="clear" w:color="auto" w:fill="FFFFFF"/>
+          <w:lang w:val="en-US"/>
+        </w:rPr>
+        <w:fldChar w:fldCharType="end"/>
       </w:r>
       <w:r>
         <w:rPr>
@@ -4830,8 +4974,6 @@
         </w:rPr>
         <w:br w:type="textWrapping"/>
       </w:r>
-      <w:bookmarkStart w:id="0" w:name="_GoBack"/>
-      <w:bookmarkEnd w:id="0"/>
       <w:r>
         <w:rPr>
           <w:rFonts w:hint="default" w:ascii="Roboto Medium" w:hAnsi="Roboto Medium" w:cs="Roboto Medium"/>
@@ -5391,6 +5533,7 @@
   <w:style w:type="character" w:customStyle="1" w:styleId="12">
     <w:name w:val="Heading 2 Char"/>
     <w:link w:val="3"/>
+    <w:qFormat/>
     <w:uiPriority w:val="0"/>
     <w:rPr>
       <w:b/>
@@ -5402,6 +5545,7 @@
   <w:style w:type="character" w:customStyle="1" w:styleId="13">
     <w:name w:val="Heading 3 Char"/>
     <w:link w:val="4"/>
+    <w:qFormat/>
     <w:uiPriority w:val="0"/>
     <w:rPr>
       <w:b/>
